--- a/Deliverables/Documents/TeamContributions.docx
+++ b/Deliverables/Documents/TeamContributions.docx
@@ -78,9 +78,8 @@
           <w:sz w:val="30"/>
           <w:szCs w:val="30"/>
         </w:rPr>
-        <w:t xml:space="preserve">Shakar Vara Prasad </w:t>
-      </w:r>
-      <w:proofErr w:type="spellStart"/>
+        <w:t>Sha</w:t>
+      </w:r>
       <w:r>
         <w:rPr>
           <w:rFonts w:ascii="Times New Roman" w:hAnsi="Times New Roman" w:cs="Times New Roman"/>
@@ -89,16 +88,9 @@
           <w:sz w:val="30"/>
           <w:szCs w:val="30"/>
         </w:rPr>
-        <w:t>Neelapala</w:t>
-      </w:r>
-      <w:proofErr w:type="spellEnd"/>
-    </w:p>
-    <w:p>
-      <w:pPr>
-        <w:numPr>
-          <w:ilvl w:val="0"/>
-          <w:numId w:val="1"/>
-        </w:numPr>
+        <w:t>n</w:t>
+      </w:r>
+      <w:r>
         <w:rPr>
           <w:rFonts w:ascii="Times New Roman" w:hAnsi="Times New Roman" w:cs="Times New Roman"/>
           <w:b/>
@@ -106,7 +98,8 @@
           <w:sz w:val="30"/>
           <w:szCs w:val="30"/>
         </w:rPr>
-      </w:pPr>
+        <w:t>kar</w:t>
+      </w:r>
       <w:r>
         <w:rPr>
           <w:rFonts w:ascii="Times New Roman" w:hAnsi="Times New Roman" w:cs="Times New Roman"/>
@@ -115,15 +108,9 @@
           <w:sz w:val="30"/>
           <w:szCs w:val="30"/>
         </w:rPr>
-        <w:t>Ramya Sada</w:t>
-      </w:r>
-    </w:p>
-    <w:p>
-      <w:pPr>
-        <w:numPr>
-          <w:ilvl w:val="0"/>
-          <w:numId w:val="1"/>
-        </w:numPr>
+        <w:t>a</w:t>
+      </w:r>
+      <w:r>
         <w:rPr>
           <w:rFonts w:ascii="Times New Roman" w:hAnsi="Times New Roman" w:cs="Times New Roman"/>
           <w:b/>
@@ -131,8 +118,15 @@
           <w:sz w:val="30"/>
           <w:szCs w:val="30"/>
         </w:rPr>
-      </w:pPr>
-      <w:r>
+        <w:t xml:space="preserve"> Vara Prasad Neelapala</w:t>
+      </w:r>
+    </w:p>
+    <w:p>
+      <w:pPr>
+        <w:numPr>
+          <w:ilvl w:val="0"/>
+          <w:numId w:val="1"/>
+        </w:numPr>
         <w:rPr>
           <w:rFonts w:ascii="Times New Roman" w:hAnsi="Times New Roman" w:cs="Times New Roman"/>
           <w:b/>
@@ -140,8 +134,7 @@
           <w:sz w:val="30"/>
           <w:szCs w:val="30"/>
         </w:rPr>
-        <w:t>Gagan Vaishnav Tej</w:t>
-      </w:r>
+      </w:pPr>
       <w:r>
         <w:rPr>
           <w:rFonts w:ascii="Times New Roman" w:hAnsi="Times New Roman" w:cs="Times New Roman"/>
@@ -150,7 +143,7 @@
           <w:sz w:val="30"/>
           <w:szCs w:val="30"/>
         </w:rPr>
-        <w:t xml:space="preserve"> Vegireddy</w:t>
+        <w:t>Ramya Sada</w:t>
       </w:r>
     </w:p>
     <w:p>
@@ -175,9 +168,8 @@
           <w:sz w:val="30"/>
           <w:szCs w:val="30"/>
         </w:rPr>
-        <w:t xml:space="preserve">Likhita Sai </w:t>
-      </w:r>
-      <w:proofErr w:type="spellStart"/>
+        <w:t>Gagan Vaishnav Tej</w:t>
+      </w:r>
       <w:r>
         <w:rPr>
           <w:rFonts w:ascii="Times New Roman" w:hAnsi="Times New Roman" w:cs="Times New Roman"/>
@@ -186,9 +178,33 @@
           <w:sz w:val="30"/>
           <w:szCs w:val="30"/>
         </w:rPr>
-        <w:t>Yandamuri</w:t>
-      </w:r>
-      <w:proofErr w:type="spellEnd"/>
+        <w:t xml:space="preserve"> Vegireddy</w:t>
+      </w:r>
+    </w:p>
+    <w:p>
+      <w:pPr>
+        <w:numPr>
+          <w:ilvl w:val="0"/>
+          <w:numId w:val="1"/>
+        </w:numPr>
+        <w:rPr>
+          <w:rFonts w:ascii="Times New Roman" w:hAnsi="Times New Roman" w:cs="Times New Roman"/>
+          <w:b/>
+          <w:bCs/>
+          <w:sz w:val="30"/>
+          <w:szCs w:val="30"/>
+        </w:rPr>
+      </w:pPr>
+      <w:r>
+        <w:rPr>
+          <w:rFonts w:ascii="Times New Roman" w:hAnsi="Times New Roman" w:cs="Times New Roman"/>
+          <w:b/>
+          <w:bCs/>
+          <w:sz w:val="30"/>
+          <w:szCs w:val="30"/>
+        </w:rPr>
+        <w:t>Likhita Sai Yandamuri</w:t>
+      </w:r>
     </w:p>
     <w:p>
       <w:pPr>
@@ -1079,25 +1095,7 @@
           <w:sz w:val="26"/>
           <w:szCs w:val="26"/>
         </w:rPr>
-        <w:t>Utility classes (</w:t>
-      </w:r>
-      <w:proofErr w:type="spellStart"/>
-      <w:r>
-        <w:rPr>
-          <w:rFonts w:ascii="Times New Roman" w:hAnsi="Times New Roman" w:cs="Times New Roman"/>
-          <w:sz w:val="26"/>
-          <w:szCs w:val="26"/>
-        </w:rPr>
-        <w:t>ConfigReader</w:t>
-      </w:r>
-      <w:proofErr w:type="spellEnd"/>
-      <w:r>
-        <w:rPr>
-          <w:rFonts w:ascii="Times New Roman" w:hAnsi="Times New Roman" w:cs="Times New Roman"/>
-          <w:sz w:val="26"/>
-          <w:szCs w:val="26"/>
-        </w:rPr>
-        <w:t>, constants, helpers)</w:t>
+        <w:t>Utility classes (ConfigReader, constants, helpers)</w:t>
       </w:r>
     </w:p>
     <w:p>
@@ -1439,23 +1437,13 @@
           <w:szCs w:val="26"/>
         </w:rPr>
       </w:pPr>
-      <w:proofErr w:type="spellStart"/>
-      <w:r>
-        <w:rPr>
-          <w:rFonts w:ascii="Times New Roman" w:hAnsi="Times New Roman" w:cs="Times New Roman"/>
-          <w:sz w:val="26"/>
-          <w:szCs w:val="26"/>
-        </w:rPr>
-        <w:t>Analyzing</w:t>
-      </w:r>
-      <w:proofErr w:type="spellEnd"/>
-      <w:r>
-        <w:rPr>
-          <w:rFonts w:ascii="Times New Roman" w:hAnsi="Times New Roman" w:cs="Times New Roman"/>
-          <w:sz w:val="26"/>
-          <w:szCs w:val="26"/>
-        </w:rPr>
-        <w:t xml:space="preserve"> logs and fixing issues</w:t>
+      <w:r>
+        <w:rPr>
+          <w:rFonts w:ascii="Times New Roman" w:hAnsi="Times New Roman" w:cs="Times New Roman"/>
+          <w:sz w:val="26"/>
+          <w:szCs w:val="26"/>
+        </w:rPr>
+        <w:t>Analyzing logs and fixing issues</w:t>
       </w:r>
     </w:p>
     <w:p>
